--- a/docs/files/CV_ShengDong.docx
+++ b/docs/files/CV_ShengDong.docx
@@ -611,9 +611,6 @@
     <w:p>
       <w:pPr>
         <w:ind w:leftChars="50" w:left="110" w:firstLineChars="200" w:firstLine="440"/>
-        <w:rPr>
-          <w:rFonts w:hint="eastAsia"/>
-        </w:rPr>
       </w:pPr>
       <w:r>
         <w:t xml:space="preserve">General </w:t>
@@ -769,167 +766,137 @@
         <w:rPr>
           <w:szCs w:val="21"/>
         </w:rPr>
-        <w:t xml:space="preserve">. </w:t>
-      </w:r>
-      <w:r>
-        <w:rPr>
-          <w:szCs w:val="21"/>
-        </w:rPr>
-        <w:t>(</w:t>
-      </w:r>
-      <w:r>
-        <w:rPr>
-          <w:szCs w:val="21"/>
-        </w:rPr>
-        <w:t>In prep.</w:t>
-      </w:r>
-      <w:r>
-        <w:rPr>
-          <w:szCs w:val="21"/>
-        </w:rPr>
-        <w:t>)</w:t>
-      </w:r>
-    </w:p>
-    <w:p>
-      <w:pPr>
-        <w:ind w:leftChars="50" w:left="552" w:hangingChars="200" w:hanging="442"/>
-        <w:rPr>
-          <w:szCs w:val="21"/>
-        </w:rPr>
-      </w:pPr>
-      <w:r>
-        <w:rPr>
-          <w:b/>
-          <w:bCs/>
-          <w:szCs w:val="21"/>
-        </w:rPr>
-        <w:t>Sheng, D.</w:t>
-      </w:r>
-      <w:r>
-        <w:rPr>
-          <w:szCs w:val="21"/>
-        </w:rPr>
-        <w:t>, Jing, S., Balle, M, &amp; Wanger, T.</w:t>
-      </w:r>
-      <w:r>
-        <w:rPr>
-          <w:szCs w:val="21"/>
-        </w:rPr>
-        <w:t xml:space="preserve"> </w:t>
-      </w:r>
-      <w:r>
-        <w:rPr>
-          <w:szCs w:val="21"/>
-        </w:rPr>
-        <w:t xml:space="preserve">C. (2026). </w:t>
-      </w:r>
-      <w:r>
-        <w:rPr>
-          <w:szCs w:val="21"/>
-        </w:rPr>
-        <w:t xml:space="preserve">Combined exposure to microplastics and heat changes behavior, colony development, and social networks in pollinators </w:t>
-      </w:r>
-      <w:r>
-        <w:rPr>
+        <w:t>.</w:t>
+      </w:r>
+      <w:r>
+        <w:rPr>
+          <w:szCs w:val="21"/>
+        </w:rPr>
+        <w:t xml:space="preserve"> </w:t>
+      </w:r>
+      <w:proofErr w:type="spellStart"/>
+      <w:r>
+        <w:rPr>
+          <w:rFonts w:hint="eastAsia"/>
           <w:i/>
           <w:iCs/>
           <w:szCs w:val="21"/>
         </w:rPr>
-        <w:t xml:space="preserve">(Bombus </w:t>
-      </w:r>
-      <w:proofErr w:type="spellStart"/>
+        <w:t>Eco</w:t>
+      </w:r>
       <w:r>
         <w:rPr>
           <w:i/>
           <w:iCs/>
           <w:szCs w:val="21"/>
         </w:rPr>
-        <w:t>terrestris</w:t>
+        <w:t>EvoRxiv</w:t>
       </w:r>
       <w:proofErr w:type="spellEnd"/>
+      <w:r>
+        <w:rPr>
+          <w:szCs w:val="21"/>
+        </w:rPr>
+        <w:t xml:space="preserve"> [preprint]</w:t>
+      </w:r>
+      <w:r>
+        <w:rPr>
+          <w:szCs w:val="21"/>
+        </w:rPr>
+        <w:t>.</w:t>
+      </w:r>
+      <w:r>
+        <w:rPr>
+          <w:szCs w:val="21"/>
+        </w:rPr>
+        <w:t xml:space="preserve"> </w:t>
+      </w:r>
+      <w:hyperlink r:id="rId11" w:history="1">
+        <w:r>
+          <w:rPr>
+            <w:rStyle w:val="a3"/>
+            <w:szCs w:val="21"/>
+          </w:rPr>
+          <w:t>https://doi.org/10.32942/X2Z40P</w:t>
+        </w:r>
+      </w:hyperlink>
+      <w:r>
+        <w:rPr>
+          <w:szCs w:val="21"/>
+        </w:rPr>
+        <w:t xml:space="preserve"> </w:t>
+      </w:r>
+    </w:p>
+    <w:p>
+      <w:pPr>
+        <w:ind w:leftChars="50" w:left="552" w:hangingChars="200" w:hanging="442"/>
+        <w:rPr>
+          <w:szCs w:val="21"/>
+        </w:rPr>
+      </w:pPr>
+      <w:r>
+        <w:rPr>
+          <w:b/>
+          <w:bCs/>
+          <w:szCs w:val="21"/>
+        </w:rPr>
+        <w:t>Sheng, D.</w:t>
+      </w:r>
+      <w:r>
+        <w:rPr>
+          <w:szCs w:val="21"/>
+        </w:rPr>
+        <w:t>, Jing, S., Balle, M, &amp; Wanger, T.</w:t>
+      </w:r>
+      <w:r>
+        <w:rPr>
+          <w:szCs w:val="21"/>
+        </w:rPr>
+        <w:t xml:space="preserve"> </w:t>
+      </w:r>
+      <w:r>
+        <w:rPr>
+          <w:szCs w:val="21"/>
+        </w:rPr>
+        <w:t xml:space="preserve">C. (2026). </w:t>
+      </w:r>
+      <w:r>
+        <w:rPr>
+          <w:szCs w:val="21"/>
+        </w:rPr>
+        <w:t xml:space="preserve">Combined exposure to microplastics and heat changes behavior, colony development, and social networks in pollinators </w:t>
+      </w:r>
       <w:r>
         <w:rPr>
           <w:i/>
           <w:iCs/>
           <w:szCs w:val="21"/>
         </w:rPr>
-        <w:t>)</w:t>
-      </w:r>
-      <w:r>
-        <w:rPr>
-          <w:szCs w:val="21"/>
-        </w:rPr>
-        <w:t xml:space="preserve">. </w:t>
-      </w:r>
+        <w:t xml:space="preserve">(Bombus </w:t>
+      </w:r>
+      <w:proofErr w:type="spellStart"/>
       <w:r>
         <w:rPr>
           <w:i/>
           <w:iCs/>
           <w:szCs w:val="21"/>
         </w:rPr>
-        <w:t>Communications Biology</w:t>
-      </w:r>
-      <w:r>
-        <w:rPr>
-          <w:szCs w:val="21"/>
-        </w:rPr>
-        <w:t>, accepted.</w:t>
-      </w:r>
-    </w:p>
-    <w:p>
-      <w:pPr>
-        <w:ind w:leftChars="50" w:left="550" w:hangingChars="200" w:hanging="440"/>
-        <w:rPr>
-          <w:szCs w:val="21"/>
-        </w:rPr>
-      </w:pPr>
-      <w:r>
-        <w:rPr>
-          <w:szCs w:val="21"/>
-        </w:rPr>
-        <w:t xml:space="preserve">Xu, W., </w:t>
-      </w:r>
-      <w:proofErr w:type="spellStart"/>
-      <w:r>
-        <w:rPr>
-          <w:szCs w:val="21"/>
-        </w:rPr>
-        <w:t>Barzegar</w:t>
+        <w:t>terrestris</w:t>
       </w:r>
       <w:proofErr w:type="spellEnd"/>
-      <w:r>
-        <w:rPr>
-          <w:szCs w:val="21"/>
-        </w:rPr>
-        <w:t xml:space="preserve">, S. G., </w:t>
-      </w:r>
-      <w:r>
-        <w:rPr>
-          <w:b/>
-          <w:bCs/>
-          <w:szCs w:val="21"/>
-        </w:rPr>
-        <w:t>Sheng, D.</w:t>
-      </w:r>
-      <w:r>
-        <w:rPr>
-          <w:szCs w:val="21"/>
-        </w:rPr>
-        <w:t xml:space="preserve">, Toledo-Hernández, M., Lan, Z., &amp; Wanger, T. C. (2025). Identifying Cocoa Flower Visitors: A Deep Learning Dataset. </w:t>
-      </w:r>
       <w:r>
         <w:rPr>
           <w:i/>
           <w:iCs/>
           <w:szCs w:val="21"/>
         </w:rPr>
-        <w:t>Scientific Data</w:t>
-      </w:r>
-      <w:r>
-        <w:rPr>
-          <w:szCs w:val="21"/>
-        </w:rPr>
-        <w:t xml:space="preserve">, </w:t>
+        <w:t>)</w:t>
+      </w:r>
+      <w:r>
+        <w:rPr>
+          <w:szCs w:val="21"/>
+        </w:rPr>
+        <w:t xml:space="preserve">. </w:t>
       </w:r>
       <w:r>
         <w:rPr>
@@ -937,6 +904,91 @@
           <w:iCs/>
           <w:szCs w:val="21"/>
         </w:rPr>
+        <w:t>Communications Biology</w:t>
+      </w:r>
+      <w:r>
+        <w:rPr>
+          <w:szCs w:val="21"/>
+        </w:rPr>
+        <w:t>.</w:t>
+      </w:r>
+      <w:r>
+        <w:rPr>
+          <w:szCs w:val="21"/>
+        </w:rPr>
+        <w:t xml:space="preserve"> </w:t>
+      </w:r>
+      <w:hyperlink r:id="rId12" w:history="1">
+        <w:r>
+          <w:rPr>
+            <w:rStyle w:val="a3"/>
+            <w:szCs w:val="21"/>
+          </w:rPr>
+          <w:t>https://doi.org/10.1038/s42003-026-10833-5</w:t>
+        </w:r>
+      </w:hyperlink>
+    </w:p>
+    <w:p>
+      <w:pPr>
+        <w:ind w:leftChars="50" w:left="550" w:hangingChars="200" w:hanging="440"/>
+        <w:rPr>
+          <w:szCs w:val="21"/>
+        </w:rPr>
+      </w:pPr>
+      <w:r>
+        <w:rPr>
+          <w:szCs w:val="21"/>
+        </w:rPr>
+        <w:t xml:space="preserve">Xu, W., </w:t>
+      </w:r>
+      <w:proofErr w:type="spellStart"/>
+      <w:r>
+        <w:rPr>
+          <w:szCs w:val="21"/>
+        </w:rPr>
+        <w:t>Barzegar</w:t>
+      </w:r>
+      <w:proofErr w:type="spellEnd"/>
+      <w:r>
+        <w:rPr>
+          <w:szCs w:val="21"/>
+        </w:rPr>
+        <w:t xml:space="preserve">, S. G., </w:t>
+      </w:r>
+      <w:r>
+        <w:rPr>
+          <w:b/>
+          <w:bCs/>
+          <w:szCs w:val="21"/>
+        </w:rPr>
+        <w:t>Sheng, D.</w:t>
+      </w:r>
+      <w:r>
+        <w:rPr>
+          <w:szCs w:val="21"/>
+        </w:rPr>
+        <w:t xml:space="preserve">, Toledo-Hernández, M., Lan, Z., &amp; Wanger, T. C. (2025). Identifying Cocoa Flower Visitors: A Deep Learning Dataset. </w:t>
+      </w:r>
+      <w:r>
+        <w:rPr>
+          <w:i/>
+          <w:iCs/>
+          <w:szCs w:val="21"/>
+        </w:rPr>
+        <w:t>Scientific Data</w:t>
+      </w:r>
+      <w:r>
+        <w:rPr>
+          <w:szCs w:val="21"/>
+        </w:rPr>
+        <w:t xml:space="preserve">, </w:t>
+      </w:r>
+      <w:r>
+        <w:rPr>
+          <w:i/>
+          <w:iCs/>
+          <w:szCs w:val="21"/>
+        </w:rPr>
         <w:t>12</w:t>
       </w:r>
       <w:r>
@@ -945,7 +997,7 @@
         </w:rPr>
         <w:t xml:space="preserve">(1), 1309. </w:t>
       </w:r>
-      <w:hyperlink r:id="rId11" w:history="1">
+      <w:hyperlink r:id="rId13" w:history="1">
         <w:r>
           <w:rPr>
             <w:rStyle w:val="a3"/>
@@ -988,6 +1040,7 @@
           <w:iCs/>
           <w:szCs w:val="21"/>
         </w:rPr>
+        <w:lastRenderedPageBreak/>
         <w:t>Nature Communications</w:t>
       </w:r>
       <w:r>
@@ -1010,7 +1063,7 @@
         </w:rPr>
         <w:t xml:space="preserve">(1), 8413. </w:t>
       </w:r>
-      <w:hyperlink r:id="rId12" w:history="1">
+      <w:hyperlink r:id="rId14" w:history="1">
         <w:r>
           <w:rPr>
             <w:rStyle w:val="a3"/>
@@ -1032,7 +1085,6 @@
           <w:szCs w:val="21"/>
           <w:lang w:val="de-DE"/>
         </w:rPr>
-        <w:lastRenderedPageBreak/>
         <w:t>Darras, K. F. A., Balle, M., Xu, W., Yan, Y., Zakka, V. G., Toledo</w:t>
       </w:r>
       <w:r>
@@ -1101,7 +1153,7 @@
         </w:rPr>
         <w:t xml:space="preserve">, 2041-210X.14436. </w:t>
       </w:r>
-      <w:hyperlink r:id="rId13" w:history="1">
+      <w:hyperlink r:id="rId15" w:history="1">
         <w:r>
           <w:rPr>
             <w:rStyle w:val="a3"/>
@@ -1163,7 +1215,7 @@
       <w:r>
         <w:t xml:space="preserve">, 311, 119893. </w:t>
       </w:r>
-      <w:hyperlink r:id="rId14" w:history="1">
+      <w:hyperlink r:id="rId16" w:history="1">
         <w:r>
           <w:rPr>
             <w:rStyle w:val="a3"/>
@@ -1383,7 +1435,7 @@
       <w:pPr>
         <w:ind w:leftChars="50" w:left="550" w:hangingChars="200" w:hanging="440"/>
         <w:rPr>
-          <w:rFonts w:ascii="Georgia-Italic" w:hAnsi="Georgia-Italic"/>
+          <w:rFonts w:ascii="Georgia-Italic" w:hAnsi="Georgia-Italic" w:hint="eastAsia"/>
           <w:i/>
           <w:iCs/>
           <w:color w:val="000000"/>
@@ -1419,16 +1471,7 @@
           <w:i w:val="0"/>
           <w:iCs w:val="0"/>
         </w:rPr>
-        <w:t xml:space="preserve">Oral presentation at </w:t>
-      </w:r>
-      <w:r>
-        <w:rPr>
-          <w:rStyle w:val="fontstyle01"/>
-          <w:rFonts w:ascii="Georgia" w:hAnsi="Georgia"/>
-          <w:i w:val="0"/>
-          <w:iCs w:val="0"/>
-        </w:rPr>
-        <w:t>the 13</w:t>
+        <w:t>Oral presentation at the 13</w:t>
       </w:r>
       <w:r>
         <w:rPr>
@@ -1476,16 +1519,7 @@
           <w:i w:val="0"/>
           <w:iCs w:val="0"/>
         </w:rPr>
-        <w:t xml:space="preserve"> 2026), Dublin, Ireland</w:t>
-      </w:r>
-      <w:r>
-        <w:rPr>
-          <w:rStyle w:val="fontstyle01"/>
-          <w:rFonts w:ascii="Georgia" w:hAnsi="Georgia"/>
-          <w:i w:val="0"/>
-          <w:iCs w:val="0"/>
-        </w:rPr>
-        <w:t>, July 2026.</w:t>
+        <w:t xml:space="preserve"> 2026), Dublin, Ireland, July 2026.</w:t>
       </w:r>
     </w:p>
     <w:p>
@@ -1569,7 +1603,7 @@
       <w:pPr>
         <w:ind w:leftChars="50" w:left="550" w:hangingChars="200" w:hanging="440"/>
         <w:rPr>
-          <w:rFonts w:ascii="Georgia-Italic" w:hAnsi="Georgia-Italic"/>
+          <w:rFonts w:ascii="Georgia-Italic" w:hAnsi="Georgia-Italic" w:hint="eastAsia"/>
           <w:color w:val="000000"/>
         </w:rPr>
       </w:pPr>
@@ -1679,7 +1713,7 @@
           <w:sz w:val="24"/>
           <w:szCs w:val="28"/>
         </w:rPr>
-        <w:t>Mem</w:t>
+        <w:t>Aca</w:t>
       </w:r>
       <w:r>
         <w:rPr>
@@ -1689,7 +1723,7 @@
           <w:sz w:val="24"/>
           <w:szCs w:val="28"/>
         </w:rPr>
-        <w:t>berships</w:t>
+        <w:t>demic Societies</w:t>
       </w:r>
     </w:p>
     <w:p>
@@ -1700,28 +1734,31 @@
         <w:ind w:leftChars="50" w:left="110"/>
       </w:pPr>
       <w:r>
+        <w:t>International Union for Conservation of Nature (</w:t>
+      </w:r>
+      <w:r>
         <w:rPr>
           <w:rFonts w:hint="eastAsia"/>
         </w:rPr>
-        <w:t>Mem</w:t>
-      </w:r>
-      <w:r>
-        <w:t xml:space="preserve">ber </w:t>
-      </w:r>
-      <w:r>
-        <w:t>–</w:t>
-      </w:r>
-      <w:r>
-        <w:t xml:space="preserve"> </w:t>
-      </w:r>
-      <w:r>
-        <w:t>International</w:t>
-      </w:r>
-      <w:r>
-        <w:t xml:space="preserve"> </w:t>
-      </w:r>
-      <w:r>
-        <w:t>Environmental Modelling and Software Society</w:t>
+        <w:t>I</w:t>
+      </w:r>
+      <w:r>
+        <w:t>UCN</w:t>
+      </w:r>
+      <w:r>
+        <w:t>)</w:t>
+      </w:r>
+      <w:r>
+        <w:t xml:space="preserve"> </w:t>
+      </w:r>
+      <w:r>
+        <w:t xml:space="preserve">– </w:t>
+      </w:r>
+      <w:r>
+        <w:t xml:space="preserve">Commission </w:t>
+      </w:r>
+      <w:r>
+        <w:t>Member</w:t>
       </w:r>
       <w:r>
         <w:tab/>
@@ -1734,27 +1771,22 @@
           <w:tab w:val="right" w:pos="9746"/>
         </w:tabs>
         <w:ind w:leftChars="50" w:left="110"/>
-        <w:rPr>
-          <w:rFonts w:hint="eastAsia"/>
-        </w:rPr>
-      </w:pPr>
-      <w:r>
-        <w:t xml:space="preserve">Core Member – </w:t>
-      </w:r>
-      <w:r>
-        <w:t>The</w:t>
-      </w:r>
-      <w:r>
-        <w:t xml:space="preserve"> </w:t>
-      </w:r>
-      <w:r>
-        <w:t>Scientists’ Coalition for an Effective Plastics Treaty</w:t>
+      </w:pPr>
+      <w:r>
+        <w:t>International</w:t>
+      </w:r>
+      <w:r>
+        <w:t xml:space="preserve"> </w:t>
+      </w:r>
+      <w:r>
+        <w:t>Environmental Modelling and Software Society</w:t>
+      </w:r>
+      <w:r>
+        <w:t xml:space="preserve"> – Member </w:t>
       </w:r>
       <w:r>
         <w:tab/>
-      </w:r>
-      <w:r>
-        <w:t>2025 – present</w:t>
+        <w:t>2026 – present</w:t>
       </w:r>
     </w:p>
     <w:p>
@@ -1765,8 +1797,31 @@
         <w:ind w:leftChars="50" w:left="110"/>
       </w:pPr>
       <w:r>
-        <w:t xml:space="preserve">Student Member – </w:t>
-      </w:r>
+        <w:t>The</w:t>
+      </w:r>
+      <w:r>
+        <w:t xml:space="preserve"> </w:t>
+      </w:r>
+      <w:r>
+        <w:t>Scientists’ Coalition for an Effective Plastics Treaty</w:t>
+      </w:r>
+      <w:r>
+        <w:t xml:space="preserve"> – Core Member</w:t>
+      </w:r>
+      <w:r>
+        <w:tab/>
+      </w:r>
+      <w:r>
+        <w:t>2025 – present</w:t>
+      </w:r>
+    </w:p>
+    <w:p>
+      <w:pPr>
+        <w:tabs>
+          <w:tab w:val="right" w:pos="9746"/>
+        </w:tabs>
+        <w:ind w:leftChars="50" w:left="110"/>
+      </w:pPr>
       <w:r>
         <w:rPr>
           <w:rFonts w:hint="eastAsia"/>
@@ -1774,7 +1829,16 @@
         <w:t>T</w:t>
       </w:r>
       <w:r>
-        <w:t>he Ecological Society of America</w:t>
+        <w:t xml:space="preserve">he Ecological Society of America – </w:t>
+      </w:r>
+      <w:r>
+        <w:t>Student</w:t>
+      </w:r>
+      <w:r>
+        <w:t xml:space="preserve"> </w:t>
+      </w:r>
+      <w:r>
+        <w:t>Member</w:t>
       </w:r>
       <w:r>
         <w:tab/>
@@ -2128,7 +2192,17 @@
           <w:sz w:val="24"/>
           <w:szCs w:val="28"/>
         </w:rPr>
-        <w:t>Academic Service</w:t>
+        <w:t>Community</w:t>
+      </w:r>
+      <w:r>
+        <w:rPr>
+          <w:b/>
+          <w:bCs/>
+          <w:smallCaps/>
+          <w:sz w:val="24"/>
+          <w:szCs w:val="28"/>
+        </w:rPr>
+        <w:t xml:space="preserve"> Service</w:t>
       </w:r>
     </w:p>
     <w:p>
@@ -2139,7 +2213,13 @@
         <w:ind w:leftChars="50" w:left="110"/>
       </w:pPr>
       <w:r>
-        <w:t>Peer review:</w:t>
+        <w:t>Peer review</w:t>
+      </w:r>
+      <w:r>
+        <w:t>ed for</w:t>
+      </w:r>
+      <w:r>
+        <w:t>:</w:t>
       </w:r>
       <w:r>
         <w:rPr>
@@ -2312,10 +2392,7 @@
         <w:t xml:space="preserve">– </w:t>
       </w:r>
       <w:r>
-        <w:t>Aug</w:t>
-      </w:r>
-      <w:r>
-        <w:t xml:space="preserve"> </w:t>
+        <w:t xml:space="preserve">Aug </w:t>
       </w:r>
       <w:r>
         <w:t>2023</w:t>
@@ -2403,10 +2480,7 @@
         <w:t xml:space="preserve">– </w:t>
       </w:r>
       <w:r>
-        <w:t>Sept</w:t>
-      </w:r>
-      <w:r>
-        <w:t xml:space="preserve"> </w:t>
+        <w:t xml:space="preserve">Sept </w:t>
       </w:r>
       <w:r>
         <w:t>2022</w:t>
@@ -2573,10 +2647,7 @@
     </w:p>
     <w:p>
       <w:pPr>
-        <w:tabs>
-          <w:tab w:val="left" w:pos="2977"/>
-        </w:tabs>
-        <w:ind w:leftChars="46" w:left="2961" w:hangingChars="1300" w:hanging="2860"/>
+        <w:ind w:leftChars="50" w:left="550" w:hangingChars="200" w:hanging="440"/>
       </w:pPr>
       <w:r>
         <w:rPr>
@@ -2585,10 +2656,10 @@
         <w:t>L</w:t>
       </w:r>
       <w:r>
-        <w:t xml:space="preserve">anguage: </w:t>
-      </w:r>
-      <w:r>
-        <w:tab/>
+        <w:t>anguage:</w:t>
+      </w:r>
+      <w:r>
+        <w:t xml:space="preserve"> </w:t>
       </w:r>
       <w:r>
         <w:t xml:space="preserve">Mandarin </w:t>
@@ -2614,19 +2685,16 @@
     </w:p>
     <w:p>
       <w:pPr>
-        <w:tabs>
-          <w:tab w:val="left" w:pos="2977"/>
-        </w:tabs>
-        <w:ind w:leftChars="46" w:left="2961" w:hangingChars="1300" w:hanging="2860"/>
+        <w:ind w:leftChars="50" w:left="550" w:hangingChars="200" w:hanging="440"/>
       </w:pPr>
       <w:r>
         <w:t xml:space="preserve">Programming &amp; </w:t>
       </w:r>
       <w:r>
-        <w:t xml:space="preserve">Software: </w:t>
-      </w:r>
-      <w:r>
-        <w:tab/>
+        <w:t>Software:</w:t>
+      </w:r>
+      <w:r>
+        <w:t xml:space="preserve"> </w:t>
       </w:r>
       <w:r>
         <w:t>Python, MATLAB, R, C/C++</w:t>
@@ -2643,13 +2711,13 @@
       <w:r>
         <w:t>p</w:t>
       </w:r>
-    </w:p>
-    <w:p>
-      <w:pPr>
-        <w:tabs>
-          <w:tab w:val="left" w:pos="2977"/>
-        </w:tabs>
-        <w:ind w:leftChars="51" w:left="2972" w:hangingChars="1300" w:hanging="2860"/>
+      <w:r>
+        <w:t>, QGIS</w:t>
+      </w:r>
+    </w:p>
+    <w:p>
+      <w:pPr>
+        <w:ind w:leftChars="50" w:left="550" w:hangingChars="200" w:hanging="440"/>
       </w:pPr>
       <w:r>
         <w:rPr>
@@ -2673,10 +2741,10 @@
         <w:t>Modelling</w:t>
       </w:r>
       <w:r>
-        <w:t xml:space="preserve">: </w:t>
-      </w:r>
-      <w:r>
-        <w:tab/>
+        <w:t>:</w:t>
+      </w:r>
+      <w:r>
+        <w:t xml:space="preserve"> </w:t>
       </w:r>
       <w:r>
         <w:t>Advanced Regression Analysis</w:t>
@@ -2702,13 +2770,16 @@
       <w:r>
         <w:t>g</w:t>
       </w:r>
-    </w:p>
-    <w:p>
-      <w:pPr>
-        <w:tabs>
-          <w:tab w:val="left" w:pos="2977"/>
-        </w:tabs>
-        <w:ind w:leftChars="46" w:left="2961" w:hangingChars="1300" w:hanging="2860"/>
+      <w:r>
+        <w:t>, GIS</w:t>
+      </w:r>
+      <w:r>
+        <w:t xml:space="preserve"> analysis</w:t>
+      </w:r>
+    </w:p>
+    <w:p>
+      <w:pPr>
+        <w:ind w:leftChars="50" w:left="550" w:hangingChars="200" w:hanging="440"/>
       </w:pPr>
       <w:r>
         <w:rPr>
@@ -2717,10 +2788,12 @@
         <w:t>E</w:t>
       </w:r>
       <w:r>
-        <w:t xml:space="preserve">xperimental Skills: </w:t>
-      </w:r>
-      <w:r>
-        <w:tab/>
+        <w:t>xperimental Skills:</w:t>
+      </w:r>
+      <w:r>
+        <w:t xml:space="preserve"> </w:t>
+      </w:r>
+      <w:r>
         <w:t>Raman Spectroscopy, Optical Microscope, Wet Lab Experiments</w:t>
       </w:r>
     </w:p>
@@ -2765,8 +2838,8 @@
       </w:pPr>
     </w:p>
     <w:sectPr>
-      <w:headerReference w:type="default" r:id="rId15"/>
-      <w:footerReference w:type="default" r:id="rId16"/>
+      <w:headerReference w:type="default" r:id="rId17"/>
+      <w:footerReference w:type="default" r:id="rId18"/>
       <w:pgSz w:w="11906" w:h="16838" w:code="9"/>
       <w:pgMar w:top="1440" w:right="1077" w:bottom="1440" w:left="1077" w:header="851" w:footer="851" w:gutter="0"/>
       <w:cols w:space="425"/>
@@ -4362,6 +4435,7 @@
   <w:style w:type="character" w:default="1" w:styleId="a0">
     <w:name w:val="Default Paragraph Font"/>
     <w:uiPriority w:val="1"/>
+    <w:semiHidden/>
     <w:unhideWhenUsed/>
   </w:style>
   <w:style w:type="table" w:default="1" w:styleId="a1">

--- a/docs/files/CV_ShengDong.docx
+++ b/docs/files/CV_ShengDong.docx
@@ -304,10 +304,19 @@
         <w:t>Ecosystem Service</w:t>
       </w:r>
       <w:r>
-        <w:t>s, Artificial Intelligence,</w:t>
-      </w:r>
-      <w:r>
-        <w:t xml:space="preserve"> Computer Vision</w:t>
+        <w:t xml:space="preserve">s, </w:t>
+      </w:r>
+      <w:r>
+        <w:rPr>
+          <w:rFonts w:hint="eastAsia"/>
+        </w:rPr>
+        <w:t>Ag</w:t>
+      </w:r>
+      <w:r>
+        <w:t xml:space="preserve">roecosystems, </w:t>
+      </w:r>
+      <w:r>
+        <w:t>Computer Vision</w:t>
       </w:r>
       <w:r>
         <w:t xml:space="preserve">, </w:t>
@@ -316,6 +325,9 @@
         <w:t xml:space="preserve">Complex Systems, </w:t>
       </w:r>
       <w:r>
+        <w:t xml:space="preserve">Environmental </w:t>
+      </w:r>
+      <w:r>
         <w:t>M</w:t>
       </w:r>
       <w:r>
@@ -325,7 +337,10 @@
         <w:t>, Science-Policy Interfa</w:t>
       </w:r>
       <w:r>
-        <w:t>ce, etc.</w:t>
+        <w:t>ce</w:t>
+      </w:r>
+      <w:r>
+        <w:t>…</w:t>
       </w:r>
     </w:p>
     <w:p>
@@ -366,77 +381,45 @@
       </w:pPr>
       <w:r>
         <w:rPr>
-          <w:b/>
-          <w:bCs/>
-        </w:rPr>
-        <w:t>PhD cand</w:t>
-      </w:r>
-      <w:r>
-        <w:rPr>
-          <w:b/>
-          <w:bCs/>
-        </w:rPr>
-        <w:t>idate</w:t>
-      </w:r>
-      <w:r>
-        <w:rPr>
-          <w:b/>
-          <w:bCs/>
-        </w:rPr>
-        <w:t xml:space="preserve"> </w:t>
-      </w:r>
-      <w:r>
-        <w:t xml:space="preserve">in </w:t>
-      </w:r>
-      <w:r>
-        <w:t>Environmental Sciences &amp; Engineering</w:t>
-      </w:r>
-      <w:bookmarkStart w:id="0" w:name="_Hlk232856321"/>
+          <w:rFonts w:hint="eastAsia"/>
+          <w:b/>
+          <w:bCs/>
+        </w:rPr>
+        <w:t>Visi</w:t>
+      </w:r>
+      <w:r>
+        <w:rPr>
+          <w:b/>
+          <w:bCs/>
+        </w:rPr>
+        <w:t>ting PhD student</w:t>
+      </w:r>
       <w:r>
         <w:tab/>
-      </w:r>
-      <w:bookmarkEnd w:id="0"/>
-      <w:r>
-        <w:t>2023</w:t>
-      </w:r>
-      <w:r>
-        <w:t xml:space="preserve"> </w:t>
-      </w:r>
-      <w:r>
-        <w:t xml:space="preserve">– </w:t>
-      </w:r>
-      <w:r>
-        <w:t>p</w:t>
-      </w:r>
-      <w:r>
-        <w:t>resent</w:t>
+        <w:t>2025</w:t>
+      </w:r>
+      <w:r>
+        <w:t xml:space="preserve"> </w:t>
+      </w:r>
+      <w:r>
+        <w:t>– present</w:t>
       </w:r>
     </w:p>
     <w:p>
       <w:pPr>
         <w:ind w:leftChars="50" w:left="110" w:firstLine="420"/>
-        <w:rPr>
-          <w:b/>
-          <w:bCs/>
-        </w:rPr>
-      </w:pPr>
-      <w:r>
-        <w:t>School of Engineering</w:t>
-      </w:r>
-      <w:r>
-        <w:t xml:space="preserve">, </w:t>
-      </w:r>
-      <w:r>
-        <w:t>Westlake University</w:t>
-      </w:r>
-      <w:r>
-        <w:t xml:space="preserve"> (joint</w:t>
-      </w:r>
-      <w:r>
-        <w:t xml:space="preserve"> program</w:t>
-      </w:r>
-      <w:r>
-        <w:t xml:space="preserve"> with Zhejiang University)</w:t>
+      </w:pPr>
+      <w:r>
+        <w:t xml:space="preserve">Department of </w:t>
+      </w:r>
+      <w:r>
+        <w:rPr>
+          <w:rFonts w:hint="eastAsia"/>
+        </w:rPr>
+        <w:t>P</w:t>
+      </w:r>
+      <w:r>
+        <w:t>lant Production Systems, Agroscope</w:t>
       </w:r>
     </w:p>
     <w:p>
@@ -444,40 +427,10 @@
         <w:ind w:leftChars="50" w:left="110" w:firstLine="420"/>
       </w:pPr>
       <w:r>
-        <w:t>Supervisors</w:t>
-      </w:r>
-      <w:r>
-        <w:t xml:space="preserve">: </w:t>
-      </w:r>
-      <w:r>
-        <w:t xml:space="preserve">Prof. </w:t>
-      </w:r>
-      <w:r>
-        <w:t>Thomas Cherico W</w:t>
-      </w:r>
-      <w:r>
-        <w:t>ANGER</w:t>
-      </w:r>
-      <w:r>
-        <w:t xml:space="preserve"> &amp;</w:t>
-      </w:r>
-      <w:r>
-        <w:t xml:space="preserve"> </w:t>
-      </w:r>
-      <w:r>
-        <w:t xml:space="preserve">Prof. </w:t>
-      </w:r>
-      <w:r>
-        <w:t xml:space="preserve">LI </w:t>
-      </w:r>
-      <w:r>
-        <w:t>Ling (</w:t>
-      </w:r>
-      <w:r>
-        <w:t>李凌</w:t>
-      </w:r>
-      <w:r>
-        <w:t>)</w:t>
+        <w:t xml:space="preserve">Supervisor: </w:t>
+      </w:r>
+      <w:r>
+        <w:t>Thomas Cherico Wanger</w:t>
       </w:r>
     </w:p>
     <w:p>
@@ -489,45 +442,77 @@
       </w:pPr>
       <w:r>
         <w:rPr>
-          <w:rFonts w:hint="eastAsia"/>
-          <w:b/>
-          <w:bCs/>
-        </w:rPr>
-        <w:t>Visi</w:t>
-      </w:r>
-      <w:r>
-        <w:rPr>
-          <w:b/>
-          <w:bCs/>
-        </w:rPr>
-        <w:t>ting PhD student</w:t>
-      </w:r>
+          <w:b/>
+          <w:bCs/>
+        </w:rPr>
+        <w:t>PhD cand</w:t>
+      </w:r>
+      <w:r>
+        <w:rPr>
+          <w:b/>
+          <w:bCs/>
+        </w:rPr>
+        <w:t>idate</w:t>
+      </w:r>
+      <w:r>
+        <w:rPr>
+          <w:b/>
+          <w:bCs/>
+        </w:rPr>
+        <w:t xml:space="preserve"> </w:t>
+      </w:r>
+      <w:r>
+        <w:t xml:space="preserve">in </w:t>
+      </w:r>
+      <w:r>
+        <w:t>Environmental Sciences &amp; Engineering</w:t>
+      </w:r>
+      <w:bookmarkStart w:id="0" w:name="_Hlk232856321"/>
       <w:r>
         <w:tab/>
-        <w:t>2025</w:t>
-      </w:r>
-      <w:r>
-        <w:t xml:space="preserve"> </w:t>
-      </w:r>
-      <w:r>
-        <w:t>– present</w:t>
+      </w:r>
+      <w:bookmarkEnd w:id="0"/>
+      <w:r>
+        <w:t>2023</w:t>
+      </w:r>
+      <w:r>
+        <w:t xml:space="preserve"> </w:t>
+      </w:r>
+      <w:r>
+        <w:t xml:space="preserve">– </w:t>
+      </w:r>
+      <w:r>
+        <w:t>p</w:t>
+      </w:r>
+      <w:r>
+        <w:t>resent</w:t>
       </w:r>
     </w:p>
     <w:p>
       <w:pPr>
         <w:ind w:leftChars="50" w:left="110" w:firstLine="420"/>
-      </w:pPr>
-      <w:r>
-        <w:t xml:space="preserve">Department of </w:t>
-      </w:r>
-      <w:r>
-        <w:rPr>
-          <w:rFonts w:hint="eastAsia"/>
-        </w:rPr>
-        <w:t>P</w:t>
-      </w:r>
-      <w:r>
-        <w:t>lant Production Systems, Agroscope</w:t>
+        <w:rPr>
+          <w:b/>
+          <w:bCs/>
+        </w:rPr>
+      </w:pPr>
+      <w:r>
+        <w:t>School of Engineering</w:t>
+      </w:r>
+      <w:r>
+        <w:t xml:space="preserve">, </w:t>
+      </w:r>
+      <w:r>
+        <w:t>Westlake University</w:t>
+      </w:r>
+      <w:r>
+        <w:t xml:space="preserve"> (joint</w:t>
+      </w:r>
+      <w:r>
+        <w:t xml:space="preserve"> program</w:t>
+      </w:r>
+      <w:r>
+        <w:t xml:space="preserve"> with Zhejiang University)</w:t>
       </w:r>
     </w:p>
     <w:p>
@@ -535,13 +520,40 @@
         <w:ind w:leftChars="50" w:left="110" w:firstLine="420"/>
       </w:pPr>
       <w:r>
-        <w:t>Supervisor</w:t>
+        <w:t>Supervisors</w:t>
       </w:r>
       <w:r>
         <w:t xml:space="preserve">: </w:t>
       </w:r>
       <w:r>
-        <w:t>Thomas Cherico Wanger</w:t>
+        <w:t xml:space="preserve">Prof. </w:t>
+      </w:r>
+      <w:r>
+        <w:t>Thomas Cherico W</w:t>
+      </w:r>
+      <w:r>
+        <w:t>ANGER</w:t>
+      </w:r>
+      <w:r>
+        <w:t xml:space="preserve"> &amp;</w:t>
+      </w:r>
+      <w:r>
+        <w:t xml:space="preserve"> </w:t>
+      </w:r>
+      <w:r>
+        <w:t xml:space="preserve">Prof. </w:t>
+      </w:r>
+      <w:r>
+        <w:t xml:space="preserve">LI </w:t>
+      </w:r>
+      <w:r>
+        <w:t>Ling (</w:t>
+      </w:r>
+      <w:r>
+        <w:t>李凌</w:t>
+      </w:r>
+      <w:r>
+        <w:t>)</w:t>
       </w:r>
     </w:p>
     <w:p>
@@ -556,70 +568,35 @@
           <w:b/>
           <w:bCs/>
         </w:rPr>
-        <w:t>B</w:t>
-      </w:r>
-      <w:r>
-        <w:rPr>
-          <w:b/>
-          <w:bCs/>
-        </w:rPr>
-        <w:t>achelor of Science</w:t>
-      </w:r>
-      <w:r>
-        <w:rPr>
-          <w:b/>
-          <w:bCs/>
-        </w:rPr>
-        <w:t xml:space="preserve"> </w:t>
-      </w:r>
-      <w:r>
-        <w:t>in</w:t>
-      </w:r>
-      <w:r>
-        <w:t xml:space="preserve"> Environmental Sciences</w:t>
+        <w:t>Minor</w:t>
+      </w:r>
+      <w:r>
+        <w:t xml:space="preserve"> in </w:t>
+      </w:r>
+      <w:r>
+        <w:t>Advanced Honor Class of Engineering Education</w:t>
       </w:r>
       <w:r>
         <w:tab/>
       </w:r>
       <w:r>
-        <w:t>2019</w:t>
-      </w:r>
-      <w:r>
-        <w:t xml:space="preserve"> </w:t>
-      </w:r>
-      <w:r>
-        <w:t>– 2023</w:t>
-      </w:r>
-    </w:p>
-    <w:p>
-      <w:pPr>
-        <w:ind w:leftChars="50" w:left="110" w:firstLineChars="200" w:firstLine="440"/>
-        <w:rPr>
-          <w:u w:val="single"/>
-        </w:rPr>
-      </w:pPr>
-      <w:r>
-        <w:t>College of Environmental &amp; Resource Sciences</w:t>
-      </w:r>
-      <w:r>
-        <w:t xml:space="preserve">, </w:t>
-      </w:r>
-      <w:r>
-        <w:t>Zhejiang University</w:t>
-      </w:r>
-    </w:p>
-    <w:p>
-      <w:pPr>
-        <w:ind w:leftChars="50" w:left="110" w:firstLineChars="200" w:firstLine="440"/>
-      </w:pPr>
-      <w:r>
-        <w:t xml:space="preserve">General </w:t>
-      </w:r>
-      <w:r>
-        <w:t>GPA = 3.81/4.0</w:t>
-      </w:r>
-      <w:r>
-        <w:t>0</w:t>
+        <w:t>2020 – 2023</w:t>
+      </w:r>
+    </w:p>
+    <w:p>
+      <w:pPr>
+        <w:ind w:leftChars="50" w:left="110" w:firstLine="420"/>
+      </w:pPr>
+      <w:r>
+        <w:t xml:space="preserve">Chu </w:t>
+      </w:r>
+      <w:proofErr w:type="spellStart"/>
+      <w:r>
+        <w:t>Kochen</w:t>
+      </w:r>
+      <w:proofErr w:type="spellEnd"/>
+      <w:r>
+        <w:t xml:space="preserve"> Honors College, Zhejiang University</w:t>
       </w:r>
     </w:p>
     <w:p>
@@ -634,19 +611,33 @@
           <w:b/>
           <w:bCs/>
         </w:rPr>
-        <w:t>Minor</w:t>
-      </w:r>
-      <w:r>
-        <w:t xml:space="preserve"> in </w:t>
-      </w:r>
-      <w:r>
-        <w:t>Advanced Honor Class of Engineering Education</w:t>
+        <w:t>B</w:t>
+      </w:r>
+      <w:r>
+        <w:rPr>
+          <w:b/>
+          <w:bCs/>
+        </w:rPr>
+        <w:t>achelor of Science</w:t>
+      </w:r>
+      <w:r>
+        <w:rPr>
+          <w:b/>
+          <w:bCs/>
+        </w:rPr>
+        <w:t xml:space="preserve"> </w:t>
+      </w:r>
+      <w:r>
+        <w:t>in</w:t>
+      </w:r>
+      <w:r>
+        <w:t xml:space="preserve"> Environmental Sciences</w:t>
       </w:r>
       <w:r>
         <w:tab/>
       </w:r>
       <w:r>
-        <w:t>2020</w:t>
+        <w:t>2019</w:t>
       </w:r>
       <w:r>
         <w:t xml:space="preserve"> </w:t>
@@ -657,18 +648,33 @@
     </w:p>
     <w:p>
       <w:pPr>
-        <w:ind w:leftChars="50" w:left="110" w:firstLine="420"/>
-      </w:pPr>
-      <w:r>
-        <w:t xml:space="preserve">Chu </w:t>
-      </w:r>
-      <w:proofErr w:type="spellStart"/>
-      <w:r>
-        <w:t>Kochen</w:t>
-      </w:r>
-      <w:proofErr w:type="spellEnd"/>
-      <w:r>
-        <w:t xml:space="preserve"> Honors College, Zhejiang University</w:t>
+        <w:ind w:leftChars="50" w:left="110" w:firstLineChars="200" w:firstLine="440"/>
+        <w:rPr>
+          <w:u w:val="single"/>
+        </w:rPr>
+      </w:pPr>
+      <w:r>
+        <w:t>College of Environmental &amp; Resource Sciences</w:t>
+      </w:r>
+      <w:r>
+        <w:t xml:space="preserve">, </w:t>
+      </w:r>
+      <w:r>
+        <w:t>Zhejiang University</w:t>
+      </w:r>
+    </w:p>
+    <w:p>
+      <w:pPr>
+        <w:ind w:leftChars="50" w:left="110" w:firstLineChars="200" w:firstLine="440"/>
+      </w:pPr>
+      <w:r>
+        <w:t xml:space="preserve">General </w:t>
+      </w:r>
+      <w:r>
+        <w:t>GPA = 3.81/4.0</w:t>
+      </w:r>
+      <w:r>
+        <w:t>0</w:t>
       </w:r>
     </w:p>
     <w:p>
@@ -1297,58 +1303,49 @@
         <w:t>Detection method and apparatus, object monitoring system, computing device, and storage medium</w:t>
       </w:r>
       <w:r>
+        <w:t xml:space="preserve">. </w:t>
+      </w:r>
+      <w:r>
+        <w:t>China National Intellectual Property Administration</w:t>
+      </w:r>
+      <w:r>
+        <w:t xml:space="preserve">, </w:t>
+      </w:r>
+      <w:r>
+        <w:t>CN 120124651 A</w:t>
+      </w:r>
+      <w:r>
         <w:rPr>
           <w:rFonts w:hint="eastAsia"/>
         </w:rPr>
-        <w:t xml:space="preserve"> </w:t>
-      </w:r>
-      <w:r>
-        <w:t>(CN 120124651 A</w:t>
-      </w:r>
-      <w:r>
-        <w:rPr>
-          <w:rFonts w:hint="eastAsia"/>
-        </w:rPr>
         <w:t>;</w:t>
       </w:r>
       <w:r>
         <w:t xml:space="preserve"> </w:t>
       </w:r>
       <w:r>
+        <w:t>United States Patent and Trademark Office</w:t>
+      </w:r>
+      <w:r>
+        <w:t xml:space="preserve">, </w:t>
+      </w:r>
+      <w:r>
+        <w:br/>
+      </w:r>
+      <w:r>
         <w:t>US</w:t>
       </w:r>
       <w:r>
         <w:t xml:space="preserve"> </w:t>
       </w:r>
       <w:r>
-        <w:t>20250190729</w:t>
-      </w:r>
-      <w:r>
-        <w:t xml:space="preserve"> </w:t>
-      </w:r>
-      <w:r>
-        <w:t>A1</w:t>
-      </w:r>
-      <w:r>
-        <w:t xml:space="preserve">). </w:t>
-      </w:r>
-      <w:r>
-        <w:t>China National Intellectual Property Administration</w:t>
-      </w:r>
-      <w:r>
-        <w:rPr>
-          <w:rFonts w:hint="eastAsia"/>
-        </w:rPr>
-        <w:t>,</w:t>
-      </w:r>
-      <w:r>
-        <w:t xml:space="preserve"> 2025-06-10; </w:t>
-      </w:r>
-      <w:r>
-        <w:t>United States Patent and Trademark Office</w:t>
-      </w:r>
-      <w:r>
-        <w:t>, 2025-06-12.</w:t>
+        <w:t>12,705,448</w:t>
+      </w:r>
+      <w:r>
+        <w:t xml:space="preserve"> B2</w:t>
+      </w:r>
+      <w:r>
+        <w:t>.</w:t>
       </w:r>
     </w:p>
     <w:p>
@@ -1434,34 +1431,128 @@
     <w:p>
       <w:pPr>
         <w:ind w:leftChars="50" w:left="550" w:hangingChars="200" w:hanging="440"/>
-        <w:rPr>
-          <w:rFonts w:ascii="Georgia-Italic" w:hAnsi="Georgia-Italic" w:hint="eastAsia"/>
+      </w:pPr>
+      <w:r>
+        <w:rPr>
+          <w:rFonts w:hint="eastAsia"/>
+        </w:rPr>
+        <w:t>O</w:t>
+      </w:r>
+      <w:r>
+        <w:t>ral presentation</w:t>
+      </w:r>
+      <w:r>
+        <w:t>,</w:t>
+      </w:r>
+      <w:r>
+        <w:t xml:space="preserve"> </w:t>
+      </w:r>
+      <w:r>
+        <w:rPr>
           <w:i/>
           <w:iCs/>
-          <w:color w:val="000000"/>
-        </w:rPr>
-      </w:pPr>
-      <w:r>
-        <w:rPr>
-          <w:rFonts w:ascii="Georgia-Italic" w:hAnsi="Georgia-Italic"/>
+        </w:rPr>
+        <w:t>MICRO 2026: Plastic Pollution from Macro to Nano</w:t>
+      </w:r>
+      <w:r>
+        <w:t>.</w:t>
+      </w:r>
+      <w:r>
+        <w:t xml:space="preserve"> C</w:t>
+      </w:r>
+      <w:r>
+        <w:t>á</w:t>
+      </w:r>
+      <w:r>
+        <w:t>diz, Spain, Oct 2026.</w:t>
+      </w:r>
+    </w:p>
+    <w:p>
+      <w:pPr>
+        <w:ind w:leftChars="50" w:left="550" w:hangingChars="200" w:hanging="440"/>
+        <w:rPr>
           <w:i/>
           <w:iCs/>
-          <w:color w:val="000000"/>
-        </w:rPr>
-        <w:t>Microplastics in farmlands: A model of conditional fragmentation and source estimation</w:t>
-      </w:r>
-    </w:p>
-    <w:p>
-      <w:pPr>
-        <w:pStyle w:val="ac"/>
-        <w:numPr>
-          <w:ilvl w:val="0"/>
-          <w:numId w:val="8"/>
-        </w:numPr>
-        <w:ind w:leftChars="100" w:left="550" w:hangingChars="150" w:hanging="330"/>
-        <w:rPr>
-          <w:rStyle w:val="fontstyle01"/>
-          <w:rFonts w:ascii="Georgia" w:hAnsi="Georgia"/>
+        </w:rPr>
+      </w:pPr>
+      <w:r>
+        <w:t>Oral presentation</w:t>
+      </w:r>
+      <w:r>
+        <w:t>,</w:t>
+      </w:r>
+      <w:r>
+        <w:rPr>
+          <w:i/>
+          <w:iCs/>
+        </w:rPr>
+        <w:t xml:space="preserve"> </w:t>
+      </w:r>
+      <w:r>
+        <w:rPr>
+          <w:i/>
+          <w:iCs/>
+        </w:rPr>
+        <w:t>t</w:t>
+      </w:r>
+      <w:r>
+        <w:rPr>
+          <w:i/>
+          <w:iCs/>
+        </w:rPr>
+        <w:t>he 13</w:t>
+      </w:r>
+      <w:r>
+        <w:rPr>
+          <w:i/>
+          <w:iCs/>
+          <w:vertAlign w:val="superscript"/>
+        </w:rPr>
+        <w:t>th</w:t>
+      </w:r>
+      <w:r>
+        <w:rPr>
+          <w:i/>
+          <w:iCs/>
+        </w:rPr>
+        <w:t xml:space="preserve"> </w:t>
+      </w:r>
+      <w:r>
+        <w:rPr>
+          <w:i/>
+          <w:iCs/>
+        </w:rPr>
+        <w:t>International Congress on Environmental Modelling and Software (</w:t>
+      </w:r>
+      <w:proofErr w:type="spellStart"/>
+      <w:r>
+        <w:rPr>
+          <w:i/>
+          <w:iCs/>
+        </w:rPr>
+        <w:t>iEMSs</w:t>
+      </w:r>
+      <w:proofErr w:type="spellEnd"/>
+      <w:r>
+        <w:rPr>
+          <w:i/>
+          <w:iCs/>
+        </w:rPr>
+        <w:t xml:space="preserve"> 2026)</w:t>
+      </w:r>
+      <w:r>
+        <w:t>.</w:t>
+      </w:r>
+      <w:r>
+        <w:t xml:space="preserve"> Dublin, Ireland, Jul 2026.</w:t>
+      </w:r>
+    </w:p>
+    <w:p>
+      <w:pPr>
+        <w:ind w:leftChars="50" w:left="550" w:hangingChars="200" w:hanging="440"/>
+        <w:rPr>
+          <w:i/>
+          <w:iCs/>
         </w:rPr>
       </w:pPr>
       <w:r>
@@ -1471,7 +1562,7 @@
           <w:i w:val="0"/>
           <w:iCs w:val="0"/>
         </w:rPr>
-        <w:t>Oral presentation at the 13</w:t>
+        <w:t>Oral presentation</w:t>
       </w:r>
       <w:r>
         <w:rPr>
@@ -1479,86 +1570,53 @@
           <w:rFonts w:ascii="Georgia" w:hAnsi="Georgia"/>
           <w:i w:val="0"/>
           <w:iCs w:val="0"/>
-          <w:vertAlign w:val="superscript"/>
-        </w:rPr>
-        <w:t>th</w:t>
-      </w:r>
-      <w:r>
-        <w:rPr>
-          <w:rStyle w:val="fontstyle01"/>
-          <w:rFonts w:ascii="Georgia" w:hAnsi="Georgia"/>
-          <w:i w:val="0"/>
-          <w:iCs w:val="0"/>
-        </w:rPr>
-        <w:t xml:space="preserve"> </w:t>
-      </w:r>
-      <w:r>
-        <w:rPr>
-          <w:rStyle w:val="fontstyle01"/>
-          <w:rFonts w:ascii="Georgia" w:hAnsi="Georgia"/>
-          <w:i w:val="0"/>
-          <w:iCs w:val="0"/>
-        </w:rPr>
-        <w:t>International Congress on Environmental Modelling and Software (</w:t>
-      </w:r>
-      <w:proofErr w:type="spellStart"/>
-      <w:r>
-        <w:rPr>
-          <w:rStyle w:val="fontstyle01"/>
-          <w:rFonts w:ascii="Georgia" w:hAnsi="Georgia"/>
-          <w:i w:val="0"/>
-          <w:iCs w:val="0"/>
-        </w:rPr>
-        <w:t>iEMSs</w:t>
-      </w:r>
-      <w:proofErr w:type="spellEnd"/>
-      <w:r>
-        <w:rPr>
-          <w:rStyle w:val="fontstyle01"/>
-          <w:rFonts w:ascii="Georgia" w:hAnsi="Georgia"/>
-          <w:i w:val="0"/>
-          <w:iCs w:val="0"/>
-        </w:rPr>
-        <w:t xml:space="preserve"> 2026), Dublin, Ireland, July 2026.</w:t>
-      </w:r>
-    </w:p>
-    <w:p>
-      <w:pPr>
-        <w:pStyle w:val="ac"/>
-        <w:numPr>
-          <w:ilvl w:val="0"/>
-          <w:numId w:val="8"/>
-        </w:numPr>
-        <w:ind w:leftChars="100" w:left="550" w:hangingChars="150" w:hanging="330"/>
+        </w:rPr>
+        <w:t>,</w:t>
+      </w:r>
+      <w:r>
+        <w:t xml:space="preserve"> </w:t>
+      </w:r>
+      <w:r>
         <w:rPr>
           <w:i/>
           <w:iCs/>
-          <w:color w:val="000000"/>
-        </w:rPr>
-      </w:pPr>
-      <w:r>
-        <w:rPr>
-          <w:rStyle w:val="fontstyle01"/>
-          <w:rFonts w:ascii="Georgia" w:hAnsi="Georgia"/>
-          <w:i w:val="0"/>
-          <w:iCs w:val="0"/>
-        </w:rPr>
-        <w:t>Oral presentation at</w:t>
-      </w:r>
-      <w:r>
-        <w:t xml:space="preserve"> the 20</w:t>
-      </w:r>
-      <w:r>
-        <w:rPr>
+        </w:rPr>
+        <w:t>t</w:t>
+      </w:r>
+      <w:r>
+        <w:rPr>
+          <w:i/>
+          <w:iCs/>
+        </w:rPr>
+        <w:t>he 20</w:t>
+      </w:r>
+      <w:r>
+        <w:rPr>
+          <w:i/>
+          <w:iCs/>
           <w:vertAlign w:val="superscript"/>
         </w:rPr>
         <w:t>th</w:t>
       </w:r>
       <w:r>
-        <w:t xml:space="preserve"> </w:t>
-      </w:r>
-      <w:r>
-        <w:t>National Environmental Conference for Doctoral Students, Beijing, China, May 2026.</w:t>
+        <w:rPr>
+          <w:i/>
+          <w:iCs/>
+        </w:rPr>
+        <w:t xml:space="preserve"> </w:t>
+      </w:r>
+      <w:r>
+        <w:rPr>
+          <w:i/>
+          <w:iCs/>
+        </w:rPr>
+        <w:t>National Environmental Conference for Doctoral Students</w:t>
+      </w:r>
+      <w:r>
+        <w:t>.</w:t>
+      </w:r>
+      <w:r>
+        <w:t xml:space="preserve"> Beijing, China, May 2026.</w:t>
       </w:r>
     </w:p>
     <w:p>
@@ -1575,19 +1633,39 @@
         <w:t>ttendee</w:t>
       </w:r>
       <w:r>
-        <w:t xml:space="preserve"> at </w:t>
-      </w:r>
-      <w:r>
-        <w:t>the 3</w:t>
-      </w:r>
-      <w:r>
-        <w:rPr>
+        <w:t xml:space="preserve">, </w:t>
+      </w:r>
+      <w:r>
+        <w:rPr>
+          <w:i/>
+          <w:iCs/>
+        </w:rPr>
+        <w:t>t</w:t>
+      </w:r>
+      <w:r>
+        <w:rPr>
+          <w:i/>
+          <w:iCs/>
+        </w:rPr>
+        <w:t>he 3</w:t>
+      </w:r>
+      <w:r>
+        <w:rPr>
+          <w:i/>
+          <w:iCs/>
           <w:vertAlign w:val="superscript"/>
         </w:rPr>
         <w:t>rd</w:t>
       </w:r>
       <w:r>
-        <w:t xml:space="preserve"> International Agrobiodiversity Congress, </w:t>
+        <w:rPr>
+          <w:i/>
+          <w:iCs/>
+        </w:rPr>
+        <w:t xml:space="preserve"> International Agrobiodiversity Congress</w:t>
+      </w:r>
+      <w:r>
+        <w:t xml:space="preserve">. </w:t>
       </w:r>
       <w:r>
         <w:t>Kunming, China</w:t>
@@ -1607,28 +1685,13 @@
           <w:color w:val="000000"/>
         </w:rPr>
       </w:pPr>
-      <w:r>
-        <w:rPr>
-          <w:rStyle w:val="fontstyle01"/>
-        </w:rPr>
-        <w:t>Long-term exposure to microplastics and heat affects bumblebee colony development, behavior patterns and social networks</w:t>
-      </w:r>
-      <w:r>
-        <w:rPr>
-          <w:rStyle w:val="fontstyle01"/>
-          <w:rFonts w:hint="eastAsia"/>
-          <w:i w:val="0"/>
-          <w:iCs w:val="0"/>
-        </w:rPr>
-        <w:t>.</w:t>
-      </w:r>
       <w:r>
         <w:rPr>
           <w:rStyle w:val="fontstyle01"/>
           <w:i w:val="0"/>
           <w:iCs w:val="0"/>
         </w:rPr>
-        <w:t xml:space="preserve"> </w:t>
+        <w:t>Late-breaking poster</w:t>
       </w:r>
       <w:r>
         <w:rPr>
@@ -1636,7 +1699,13 @@
           <w:i w:val="0"/>
           <w:iCs w:val="0"/>
         </w:rPr>
-        <w:t>Late-breaking poster</w:t>
+        <w:t xml:space="preserve">, </w:t>
+      </w:r>
+      <w:r>
+        <w:rPr>
+          <w:rStyle w:val="fontstyle01"/>
+        </w:rPr>
+        <w:t>th</w:t>
       </w:r>
       <w:r>
         <w:rPr>
@@ -1644,28 +1713,48 @@
           <w:i w:val="0"/>
           <w:iCs w:val="0"/>
         </w:rPr>
-        <w:t xml:space="preserve"> at t</w:t>
-      </w:r>
-      <w:r>
-        <w:t xml:space="preserve">he </w:t>
-      </w:r>
-      <w:r>
+        <w:t xml:space="preserve">e </w:t>
+      </w:r>
+      <w:r>
+        <w:rPr>
+          <w:i/>
+          <w:iCs/>
+        </w:rPr>
         <w:t>2024 Annual Meeting of the Ecological Society of America</w:t>
       </w:r>
       <w:r>
+        <w:rPr>
+          <w:i/>
+          <w:iCs/>
+        </w:rPr>
         <w:t xml:space="preserve"> (ESA</w:t>
       </w:r>
       <w:r>
-        <w:t xml:space="preserve"> </w:t>
-      </w:r>
-      <w:r>
+        <w:rPr>
+          <w:i/>
+          <w:iCs/>
+        </w:rPr>
+        <w:t xml:space="preserve"> </w:t>
+      </w:r>
+      <w:r>
+        <w:rPr>
+          <w:i/>
+          <w:iCs/>
+        </w:rPr>
         <w:t>2024</w:t>
       </w:r>
       <w:r>
+        <w:rPr>
+          <w:i/>
+          <w:iCs/>
+        </w:rPr>
         <w:t>)</w:t>
       </w:r>
       <w:r>
-        <w:t xml:space="preserve">, </w:t>
+        <w:t>.</w:t>
+      </w:r>
+      <w:r>
+        <w:t xml:space="preserve"> </w:t>
       </w:r>
       <w:r>
         <w:t>Long Beach,</w:t>
@@ -1683,7 +1772,7 @@
         <w:t>tates</w:t>
       </w:r>
       <w:r>
-        <w:t>, August 2024.</w:t>
+        <w:t>, Aug 2024.</w:t>
       </w:r>
     </w:p>
     <w:p>
